--- a/test-harness/corpus/T8/insert/after.docx
+++ b/test-harness/corpus/T8/insert/after.docx
@@ -97,6 +97,7 @@
           </w:tcPr>
           <w:p>
             <w:pPr>
+              <w:pStyle w:val="138"/>
               <w:pBdr/>
               <w:spacing/>
               <w:ind/>
@@ -106,6 +107,16 @@
               <w:t xml:space="preserve">Delta</w:t>
             </w:r>
             <w:r/>
+            <w:r/>
+            <w:r/>
+          </w:p>
+          <w:p>
+            <w:pPr>
+              <w:pBdr/>
+              <w:spacing/>
+              <w:ind/>
+              <w:rPr/>
+            </w:pPr>
             <w:r>
               <w:rPr>
                 <w:rFonts w:hint="default" w:ascii="Times New Roman" w:hAnsi="Times New Roman" w:eastAsia="Times New Roman" w:cs="Times New Roman"/>
@@ -129,17 +140,6 @@
               </w:rPr>
               <w:t xml:space="preserve">BBB</w:t>
             </w:r>
-            <w:r/>
-          </w:p>
-          <w:p>
-            <w:pPr>
-              <w:pBdr/>
-              <w:spacing/>
-              <w:ind/>
-              <w:rPr/>
-            </w:pPr>
-            <w:r/>
-            <w:r/>
             <w:r/>
           </w:p>
           <w:p>
